--- a/开题报告_领域小模型蒸馏与知识增强/开题报告_个人信息留空.docx
+++ b/开题报告_领域小模型蒸馏与知识增强/开题报告_个人信息留空.docx
@@ -1190,6 +1190,34 @@
           <w:sz w:val="24"/>
         </w:rPr>
         <w:t>，具体型号、运行模板与版本将在预实验中固定，不以某个品牌作为论文贡献。</w:t>
+      </w:r>
+    </w:p>
+    <w:p>
+      <w:pPr>
+        <w:spacing w:before="60" w:after="60" w:line="360" w:lineRule="auto"/>
+        <w:ind w:firstLine="480"/>
+      </w:pPr>
+      <w:r>
+        <w:rPr>
+          <w:rFonts w:ascii="Times New Roman" w:hAnsi="Times New Roman" w:eastAsia="宋体"/>
+          <w:sz w:val="24"/>
+        </w:rPr>
+        <w:t>近期 Zhang 等提出 INCAR-SLM，将经过领域微调的小模型与确定性后处理程序 VASPGuard 结合，用于从计算要求和晶体结构生成 VASP 的 INCAR 参数文件</w:t>
+      </w:r>
+      <w:r>
+        <w:rPr>
+          <w:rFonts w:ascii="Times New Roman" w:hAnsi="Times New Roman" w:eastAsia="宋体"/>
+          <w:sz w:val="24"/>
+          <w:vertAlign w:val="superscript"/>
+        </w:rPr>
+        <w:t>[25]</w:t>
+      </w:r>
+      <w:r>
+        <w:rPr>
+          <w:rFonts w:ascii="Times New Roman" w:hAnsi="Times New Roman" w:eastAsia="宋体"/>
+          <w:sz w:val="24"/>
+        </w:rPr>
+        <w:t>。作者在 INCARBench 上报告，该组合在所采用的评分协议下优于其测试的通用大模型，并分别比较了微调与后处理的贡献。这为“领域适配负责学习任务行为、检查器处理可确定规则”的分工提供了相关依据，但它采用参考计算记录监督，并非本课题选择性蒸馏方法的验证。其目标是计算参数文件，合金配方还涉及证据适用条件及新成分的未观测性能，不能直接沿用其评分范围或模型规模结论。本课题借鉴这种分工与归因设计，继续在同证据、同工具条件下检验任务可用性和教师差距，不把他文成绩写成本课题预实验结果，也不预设必须超越某一通用模型。</w:t>
       </w:r>
     </w:p>
     <w:p>
@@ -3085,6 +3113,19 @@
           <w:sz w:val="21"/>
         </w:rPr>
         <w:t>[24] Bugelnig K, Requena G. Dataset - SciVisContest - Materials Discovery Challenge - version 2025[DS/OL]. Zenodo, version v3. DOI: 10.5281/zenodo.15189444. 数据说明：https://sciviscontest2025.github.io/data/.</w:t>
+      </w:r>
+    </w:p>
+    <w:p>
+      <w:pPr>
+        <w:spacing w:before="40" w:after="40" w:line="300" w:lineRule="auto"/>
+        <w:ind w:left="960" w:hanging="960"/>
+      </w:pPr>
+      <w:r>
+        <w:rPr>
+          <w:rFonts w:ascii="Times New Roman" w:hAnsi="Times New Roman" w:eastAsia="宋体"/>
+          <w:sz w:val="21"/>
+        </w:rPr>
+        <w:t>[25] Zhang X, Li J, Shao B, et al. Fine-tuning small language models for reliable VASP INCAR generation[EB/OL]. arXiv:2608.05387, 2026. DOI: 10.48550/arXiv.2608.05387.</w:t>
       </w:r>
     </w:p>
     <w:sectPr>

--- a/开题报告_领域小模型蒸馏与知识增强/开题报告_个人信息留空.docx
+++ b/开题报告_领域小模型蒸馏与知识增强/开题报告_个人信息留空.docx
@@ -742,7 +742,7 @@
           <w:rFonts w:ascii="Times New Roman" w:hAnsi="Times New Roman" w:eastAsia="宋体"/>
           <w:sz w:val="24"/>
         </w:rPr>
-        <w:t>总体目标是构建可在本地运行的合金配方辅助设计模型，通过选择性任务蒸馏与知识增强，改善同一本地底座的任务表现，并检验其与指定教师大模型的质量差距是否能缩小到预先确定的可接受范围。这里的“接近”只针对限定任务、固定资料与工具条件，不指获得教师的全部知识，也不预先承诺一定达到该目标。</w:t>
+        <w:t>总体目标是构建可在本地运行的合金配方辅助设计模型，通过选择性任务蒸馏与知识增强，改善同一本地底座在限定任务上的执行质量，并检验所提选样方法相对公平基线的实际增量。与指定教师大模型的质量差距作为比较维度之一报告，用以说明学生在任务上所处的位置；本课题不把“接近教师”设为唯一或必须达成的目标，也不预先承诺能缩小到某一阈值。这里的“接近”只针对限定任务、固定资料与工具条件，不指获得教师的全部知识，也不预先承诺一定达到该目标。</w:t>
       </w:r>
     </w:p>
     <w:p>
@@ -1218,6 +1218,32 @@
           <w:sz w:val="24"/>
         </w:rPr>
         <w:t>。作者在 INCARBench 上报告，该组合在所采用的评分协议下优于其测试的通用大模型，并分别比较了微调与后处理的贡献。这为“领域适配负责学习任务行为、检查器处理可确定规则”的分工提供了相关依据，但它采用参考计算记录监督，并非本课题选择性蒸馏方法的验证。其目标是计算参数文件，合金配方还涉及证据适用条件及新成分的未观测性能，不能直接沿用其评分范围或模型规模结论。本课题借鉴这种分工与归因设计，继续在同证据、同工具条件下检验任务可用性和教师差距，不把他文成绩写成本课题预实验结果，也不预设必须超越某一通用模型。</w:t>
+      </w:r>
+    </w:p>
+    <w:p>
+      <w:pPr>
+        <w:spacing w:before="60" w:after="60" w:line="360" w:lineRule="auto"/>
+        <w:ind w:firstLine="480"/>
+      </w:pPr>
+      <w:r>
+        <w:rPr>
+          <w:rFonts w:ascii="Times New Roman" w:hAnsi="Times New Roman" w:eastAsia="宋体"/>
+          <w:sz w:val="24"/>
+        </w:rPr>
+        <w:t>与之相关但路径不同的是“类型化决策模型”方向。Deka 提出 SBERT2S1，把为检索训练的生物医学句子编码器转换为一次前向给出受限选项概率的决策模型，并发布 BIODECIDE 评测套件与 MEDLINE-S1[26]。其训练决策来自 NLM 索引体系，是一种长期人工维护的专业标注资源。该工作还报告，在温度缩放后没有哪个训练目标在校准上明显优于普通交叉熵，且公开的 RLCD 配方在其实验中低于交叉熵 2.5—3.0 分。这提示两点：其一，决策模型路线的标签可得性依赖所在领域已有的结构化标注体系，材料领域缺乏可直接对应的同类资源；其二，在续接此类方法时不应默认 RLCD 优于交叉熵，需以交叉熵加温度缩放作为强基线。本课题因此不把决策模型设为独立研究内容，仅在输出层保留类型化的字段与约束检查。</w:t>
+      </w:r>
+      <w:r>
+        <w:rPr>
+          <w:rFonts w:ascii="Times New Roman" w:hAnsi="Times New Roman" w:eastAsia="宋体"/>
+          <w:sz w:val="24"/>
+          <w:vertAlign w:val="superscript"/>
+        </w:rPr>
+      </w:r>
+      <w:r>
+        <w:rPr>
+          <w:rFonts w:ascii="Times New Roman" w:hAnsi="Times New Roman" w:eastAsia="宋体"/>
+          <w:sz w:val="24"/>
+        </w:rPr>
       </w:r>
     </w:p>
     <w:p>
@@ -3126,6 +3152,19 @@
           <w:sz w:val="21"/>
         </w:rPr>
         <w:t>[25] Zhang X, Li J, Shao B, et al. Fine-tuning small language models for reliable VASP INCAR generation[EB/OL]. arXiv:2608.05387, 2026. DOI: 10.48550/arXiv.2608.05387.</w:t>
+      </w:r>
+    </w:p>
+    <w:p>
+      <w:pPr>
+        <w:spacing w:before="40" w:after="40" w:line="300" w:lineRule="auto"/>
+        <w:ind w:left="960" w:hanging="960"/>
+      </w:pPr>
+      <w:r>
+        <w:rPr>
+          <w:rFonts w:ascii="Times New Roman" w:hAnsi="Times New Roman" w:eastAsia="宋体"/>
+          <w:sz w:val="21"/>
+        </w:rPr>
+        <w:t>[26] Deka P. From retrieval to typed decisions: calibrated System One models from biomedical sentence encoders[EB/OL]. arXiv:2610.02486, 2026.</w:t>
       </w:r>
     </w:p>
     <w:sectPr>
